--- a/开发与应用报告.docx
+++ b/开发与应用报告.docx
@@ -54,7 +54,7 @@
           <w:b w:val="0"/>
           <w:sz w:val="32"/>
         </w:rPr>
-        <w:t>在四年级语文习作教学中，"写动物"是学生首次接触的描写类作文训练。统编版小学语文四年级上册第三单元要求学生观察一种动物，从外形、生活习性等方面进行描写。然而在实际教学中，我面临三个突出的痛点：</w:t>
+        <w:t>在四年级语文习作教学中，\u201c写动物\u201d是学生首次接触的描写类作文训练。然而实际教学中我面临三个痛点：一是指导难兼顾个体差异，一节课无法对48名学生逐一进行个性化指导。二是批改反馈周期过长，逐篇批改需要4至6小时，反馈的时效性大打折扣。三是辅助资源不足，范文数量有限，课后学生难以回顾。</w:t>
       </w:r>
     </w:p>
     <w:p>
@@ -558,7 +558,7 @@
           <w:b w:val="0"/>
           <w:sz w:val="32"/>
         </w:rPr>
-        <w:t>应用效果：** 经过三周的试用，参与班级的学生在动物类习作中的平均字数提升了约32%，写作内容从单一的"它很可爱"拓展为包含外形观察、习性描写、情感表达的多维叙述。学生对写作的兴趣明显提升，课后主动写作的学生比例从不足15%提升至约40%。教师也从中受益，作文批改的时间投入减少了约60%，可以更从容地进行教学设计和个别辅导。</w:t>
+        <w:t>应用效果：** 经过三周的试用，参与班级的学生在动物类习作中的平均字数提升了约32%，课后主动写作的学生比例从不足15%提升至约40%。教师批改时间投入减少了约60%，可以更从容地进行教学设计和个别辅导。</w:t>
       </w:r>
     </w:p>
     <w:p>
@@ -586,7 +586,7 @@
           <w:b w:val="0"/>
           <w:sz w:val="32"/>
         </w:rPr>
-        <w:t>创新点：** 一是交互模式的创新。传统教学中的写作指导受限于课堂时间和教师精力，本工具实现了"一生一导"的个性化教学，每个学生都能获得基于自身需求的实时指导。二是场景挖掘的创新。将AI能力聚焦在小学中年段"动物习作"这一具体教学节点上，精准解决了一线教学中的高频痛点，而非泛泛的"AI+写作"。三是政策合规的创新。本工具严格遵循《中小学生成式人工智能使用指南（2025年版）》和《"人工智能+教育"行动计划（2026年）》的规范要求，明确定位为教师辅助工具，AI仅提供分析建议，不替代教师评价，为AI教育工具的一线应用提供了合规范式。四是成本控制的创新。基于免费开源的Flask框架和按量付费的API服务，整个工具的开发成本几乎为零，长期使用成本仅为微量的API调用费用，具备极高的推广复现价值。</w:t>
+        <w:t>创新点：** 一是交互模式的创新。本工具实现了"一生一导"的个性化教学，每个学生都能获得基于自身需求的实时指导。二是场景挖掘的创新。将AI能力聚焦在小学中年段"动物习作"这一具体教学节点上，精准解决了一线教学中的高频痛点。三是政策合规的创新。本工具严格遵循《中小学生成式人工智能使用指南（2025年版）》和《"人工智能+教育"行动计划（2026年）》的规范要求，明确定位为教师辅助工具，为AI教育工具的一线应用提供了合规范式。四是成本控制的创新。基于免费开源的Flask框架和按量付费的API服务，开发成本几乎为零，具备极高的推广复现价值。</w:t>
       </w:r>
     </w:p>
     <w:p>

--- a/开发与应用报告.docx
+++ b/开发与应用报告.docx
@@ -152,7 +152,7 @@
           <w:b w:val="0"/>
           <w:sz w:val="32"/>
         </w:rPr>
-        <w:t>本工具选用国产DeepSeek大模型（deepseek-chat）作为AI能力核心，基于Python的Flask框架搭建本地Web服务，前端采用原生HTML/CSS/JavaScript开发响应式界面。开发环境为macOS系统，使用VS Code进行编码。整体采用"后端大模型引擎+前端交互界面"的轻量级架构，无需复杂的服务器部署，教师在自己的笔记本上即可运行。</w:t>
+        <w:t>本工具选用国产DeepSeek V4 Pro大模型作为AI能力核心，基于Python的Flask框架搭建本地Web服务，前端采用原生HTML/CSS/JavaScript开发响应式界面。开发环境为macOS系统，使用VS Code进行编码。整体采用"后端大模型引擎+前端交互界面"的轻量级架构，除本地版外，还同步部署至国产AI平台扣子（Coze），教师、家长和学生均可通过网页直接访问，无需任何安装配置。扣子作为国产广泛使用的AI应用平台，进一步降低了使用门槛。</w:t>
       </w:r>
     </w:p>
     <w:p>
@@ -264,7 +264,7 @@
           <w:b w:val="0"/>
           <w:sz w:val="32"/>
         </w:rPr>
-        <w:t>model="deepseek-chat",</w:t>
+        <w:t>model="deepseek-v4-pro",</w:t>
       </w:r>
     </w:p>
     <w:p>
@@ -306,7 +306,21 @@
           <w:b w:val="0"/>
           <w:sz w:val="32"/>
         </w:rPr>
-        <w:t>max_tokens=2048</w:t>
+        <w:t>max_tokens=4096,</w:t>
+      </w:r>
+    </w:p>
+    <w:p>
+      <w:pPr>
+        <w:ind w:firstLine="640"/>
+        <w:spacing w:line="560" w:lineRule="exact"/>
+      </w:pPr>
+      <w:r>
+        <w:rPr>
+          <w:rFonts w:ascii="仿宋_GB2312" w:hAnsi="仿宋_GB2312" w:eastAsia="仿宋_GB2312"/>
+          <w:b w:val="0"/>
+          <w:sz w:val="32"/>
+        </w:rPr>
+        <w:t>extra_body={"reasoning_effort": "max"}</w:t>
       </w:r>
     </w:p>
     <w:p>
@@ -418,7 +432,21 @@
           <w:b w:val="0"/>
           <w:sz w:val="32"/>
         </w:rPr>
-        <w:t>本智能体由四个核心功能模块组成：</w:t>
+        <w:t>本智能体由五个核心功能模块组成：</w:t>
+      </w:r>
+    </w:p>
+    <w:p>
+      <w:pPr>
+        <w:ind w:firstLine="640"/>
+        <w:spacing w:line="560" w:lineRule="exact"/>
+      </w:pPr>
+      <w:r>
+        <w:rPr>
+          <w:rFonts w:ascii="楷体_GB2312" w:hAnsi="楷体_GB2312" w:eastAsia="楷体_GB2312"/>
+          <w:b w:val="0"/>
+          <w:sz w:val="32"/>
+        </w:rPr>
+        <w:t>写作闯关模块。** 将动物习作过程拆解为五个步骤：选动物→观察外形→描写习性→加入故事→完成作文。每步配有引导问题、写作小窍门和推荐词语，学生可逐步推进，降低写作的畏难情绪。</w:t>
       </w:r>
     </w:p>
     <w:p>
@@ -432,7 +460,7 @@
           <w:b w:val="0"/>
           <w:sz w:val="32"/>
         </w:rPr>
-        <w:t>**写作指导模块。** 学生输入想要描写的动物名称（如"小猫""金鱼""仓鼠"），AI即按照"外形描写→生活习性→好词好句→作文结构"的框架生成个性化指导。教师可附加具体要求（如"写它的外形和生活习性，400字左右"），AI会据此调整指导内容。</w:t>
+        <w:t>**好词好句墙模块。** 按外形、动作、声音、性格四类整理好词好句库，每个词语均配例句。底部设有课本好句轮播区，精选部编版教材中《白鹭》《猫》《搭船的鸟》《燕子》《母鸡》《白鹅》《珍珠鸟》《跑进家来的松鼠》等课文的经典描写句子，标注课文名称和年级来源。课堂中教师可实时添加学生提出的好词，形成动态积累。</w:t>
       </w:r>
     </w:p>
     <w:p>
@@ -474,7 +502,7 @@
           <w:b w:val="0"/>
           <w:sz w:val="32"/>
         </w:rPr>
-        <w:t>**范文展示模块。** 预置多篇优秀学生范文，按题材分类展示。范文包含完整的正文和标签体系，学生可以从中汲取写作灵感。该模块持续扩充中，教师可根据教学内容随时更新范文库。</w:t>
+        <w:t>**范文展示模块。** 预置七篇按年级分级的优秀学生范文（三年级两篇、四年级三篇、五年级一篇，含惠州西湖白鹭和罗浮山松鼠两篇地方特色范文），每篇标注年级和字数，符合不同学段的写作要求。</w:t>
       </w:r>
     </w:p>
     <w:p>
@@ -600,7 +628,7 @@
           <w:b w:val="0"/>
           <w:sz w:val="32"/>
         </w:rPr>
-        <w:t>问题与改进：** 在使用过程中也发现了一些问题。一是AI生成的教学建议有时偏向成人化，需要进一步优化提示词使其更贴近小学生的认知水平。二是范文库目前仅预置了3篇范文，需要持续扩充，覆盖更多种类的动物和写作风格。三是当前为本地运行模式，未来计划部署为校园网内Web服务，方便更多班级和教师使用。四是拟加入语音输入功能，降低低年级学生的使用门槛。</w:t>
+        <w:t>问题与改进：** 在使用过程中也发现了一些问题。一是AI生成的教学建议有时偏向成人化，需要进一步优化提示词使其更贴近小学生的认知水平。二是范文库目前仅预置了7篇范文，需要持续扩充，覆盖更多种类的动物和写作风格。三是为进一步方便师生和家长使用，已将工具同步部署至国产AI平台扣子（Coze），通过网页即可直接访问使用，无需安装任何软件。四是拟加入语音输入功能，降低低年级学生的使用门槛。</w:t>
       </w:r>
     </w:p>
     <w:p>

--- a/开发与应用报告.docx
+++ b/开发与应用报告.docx
@@ -152,7 +152,7 @@
           <w:b w:val="0"/>
           <w:sz w:val="32"/>
         </w:rPr>
-        <w:t>本工具选用国产DeepSeek V4 Pro大模型作为AI能力核心，基于Python的Flask框架搭建本地Web服务，前端采用原生HTML/CSS/JavaScript开发响应式界面。开发环境为macOS系统，使用VS Code进行编码。整体采用"后端大模型引擎+前端交互界面"的轻量级架构，除本地版外，还同步部署至国产AI平台扣子（Coze），教师、家长和学生均可通过网页直接访问，无需任何安装配置。扣子作为国产广泛使用的AI应用平台，进一步降低了使用门槛。</w:t>
+        <w:t>本工具选用国产DeepSeek V4 Pro大模型作为AI能力核心，基于Python的Flask框架搭建本地Web服务，前端采用原生HTML/CSS/JavaScript开发响应式界面，兼容电脑、手机、平板（含希沃交互式白板）等多种设备，支持多人同时访问。开发环境为macOS系统，使用VS Code进行编码。整体采用"后端大模型引擎+前端交互界面"的轻量级架构，除本地版外，还同步部署至国产AI平台扣子（Coze），教师、家长和学生均可通过手机、电脑或教室白板直接访问，无需任何安装配置。</w:t>
       </w:r>
     </w:p>
     <w:p>
